--- a/sba_application/13_checklist_response_2026-07-16/AUDIT REPORT.docx
+++ b/sba_application/13_checklist_response_2026-07-16/AUDIT REPORT.docx
@@ -2542,7 +2542,7 @@
     <w:qFormat/>
     <w:rsid w:val="00FC693F"/>
     <w:rPr>
-      <w:rFonts w:ascii="Calibri" w:hAnsi="Calibri"/>
+      <w:rFonts w:ascii="Aptos" w:hAnsi="Aptos"/>
       <w:sz w:val="20"/>
     </w:rPr>
   </w:style>
@@ -2605,7 +2605,7 @@
       <w:outlineLvl w:val="0"/>
     </w:pPr>
     <w:rPr>
-      <w:rFonts w:asciiTheme="majorHAnsi" w:eastAsiaTheme="majorEastAsia" w:hAnsiTheme="majorHAnsi" w:cstheme="majorBidi"/>
+      <w:rFonts w:asciiTheme="majorHAnsi" w:eastAsiaTheme="majorEastAsia" w:hAnsiTheme="majorHAnsi" w:cstheme="majorBidi" w:ascii="Aptos Display" w:hAnsi="Aptos Display"/>
       <w:b/>
       <w:bCs/>
       <w:color w:val="365F91" w:themeColor="accent1" w:themeShade="BF"/>
@@ -2629,7 +2629,7 @@
       <w:outlineLvl w:val="1"/>
     </w:pPr>
     <w:rPr>
-      <w:rFonts w:asciiTheme="majorHAnsi" w:eastAsiaTheme="majorEastAsia" w:hAnsiTheme="majorHAnsi" w:cstheme="majorBidi"/>
+      <w:rFonts w:asciiTheme="majorHAnsi" w:eastAsiaTheme="majorEastAsia" w:hAnsiTheme="majorHAnsi" w:cstheme="majorBidi" w:ascii="Aptos Display" w:hAnsi="Aptos Display"/>
       <w:b/>
       <w:bCs/>
       <w:color w:val="4F81BD" w:themeColor="accent1"/>
@@ -2653,7 +2653,7 @@
       <w:outlineLvl w:val="2"/>
     </w:pPr>
     <w:rPr>
-      <w:rFonts w:asciiTheme="majorHAnsi" w:eastAsiaTheme="majorEastAsia" w:hAnsiTheme="majorHAnsi" w:cstheme="majorBidi"/>
+      <w:rFonts w:asciiTheme="majorHAnsi" w:eastAsiaTheme="majorEastAsia" w:hAnsiTheme="majorHAnsi" w:cstheme="majorBidi" w:ascii="Aptos Display" w:hAnsi="Aptos Display"/>
       <w:b/>
       <w:bCs/>
       <w:color w:val="4F81BD" w:themeColor="accent1"/>
@@ -2676,7 +2676,7 @@
       <w:outlineLvl w:val="3"/>
     </w:pPr>
     <w:rPr>
-      <w:rFonts w:asciiTheme="majorHAnsi" w:eastAsiaTheme="majorEastAsia" w:hAnsiTheme="majorHAnsi" w:cstheme="majorBidi"/>
+      <w:rFonts w:asciiTheme="majorHAnsi" w:eastAsiaTheme="majorEastAsia" w:hAnsiTheme="majorHAnsi" w:cstheme="majorBidi" w:ascii="Aptos Display" w:hAnsi="Aptos Display"/>
       <w:b/>
       <w:bCs/>
       <w:i/>
@@ -2834,6 +2834,9 @@
     <w:pPr>
       <w:spacing w:after="0" w:line="240" w:lineRule="auto"/>
     </w:pPr>
+    <w:rPr>
+      <w:rFonts w:ascii="Aptos" w:hAnsi="Aptos"/>
+    </w:rPr>
   </w:style>
   <w:style w:type="character" w:customStyle="1" w:styleId="Heading1Char">
     <w:name w:val="Heading 1 Char"/>
@@ -2894,7 +2897,7 @@
       <w:contextualSpacing/>
     </w:pPr>
     <w:rPr>
-      <w:rFonts w:asciiTheme="majorHAnsi" w:eastAsiaTheme="majorEastAsia" w:hAnsiTheme="majorHAnsi" w:cstheme="majorBidi"/>
+      <w:rFonts w:asciiTheme="majorHAnsi" w:eastAsiaTheme="majorEastAsia" w:hAnsiTheme="majorHAnsi" w:cstheme="majorBidi" w:ascii="Aptos Display" w:hAnsi="Aptos Display"/>
       <w:color w:val="17365D" w:themeColor="text2" w:themeShade="BF"/>
       <w:spacing w:val="5"/>
       <w:kern w:val="28"/>
@@ -2931,7 +2934,7 @@
       </w:numPr>
     </w:pPr>
     <w:rPr>
-      <w:rFonts w:asciiTheme="majorHAnsi" w:eastAsiaTheme="majorEastAsia" w:hAnsiTheme="majorHAnsi" w:cstheme="majorBidi"/>
+      <w:rFonts w:asciiTheme="majorHAnsi" w:eastAsiaTheme="majorEastAsia" w:hAnsiTheme="majorHAnsi" w:cstheme="majorBidi" w:ascii="Aptos Display" w:hAnsi="Aptos Display"/>
       <w:i/>
       <w:iCs/>
       <w:color w:val="4F81BD" w:themeColor="accent1"/>
@@ -2966,6 +2969,9 @@
       <w:ind w:left="720"/>
       <w:contextualSpacing/>
     </w:pPr>
+    <w:rPr>
+      <w:rFonts w:ascii="Aptos" w:hAnsi="Aptos"/>
+    </w:rPr>
   </w:style>
   <w:style w:type="paragraph" w:styleId="BodyText">
     <w:name w:val="Body Text"/>
@@ -2977,6 +2983,9 @@
     <w:pPr>
       <w:spacing w:after="120"/>
     </w:pPr>
+    <w:rPr>
+      <w:rFonts w:ascii="Aptos" w:hAnsi="Aptos"/>
+    </w:rPr>
   </w:style>
   <w:style w:type="character" w:customStyle="1" w:styleId="BodyTextChar">
     <w:name w:val="Body Text Char"/>
@@ -3074,6 +3083,9 @@
       </w:numPr>
       <w:contextualSpacing/>
     </w:pPr>
+    <w:rPr>
+      <w:rFonts w:ascii="Aptos" w:hAnsi="Aptos"/>
+    </w:rPr>
   </w:style>
   <w:style w:type="paragraph" w:styleId="ListBullet2">
     <w:name w:val="List Bullet 2"/>
@@ -3113,6 +3125,9 @@
       </w:numPr>
       <w:contextualSpacing/>
     </w:pPr>
+    <w:rPr>
+      <w:rFonts w:ascii="Aptos" w:hAnsi="Aptos"/>
+    </w:rPr>
   </w:style>
   <w:style w:type="paragraph" w:styleId="ListNumber2">
     <w:name w:val="List Number 2"/>

--- a/sba_application/13_checklist_response_2026-07-16/AUDIT REPORT.docx
+++ b/sba_application/13_checklist_response_2026-07-16/AUDIT REPORT.docx
@@ -25,7 +25,7 @@
         <w:rPr>
           <w:b/>
         </w:rPr>
-        <w:t>RESULT: 38 of 38 checks passed.</w:t>
+        <w:t>RESULT: 40 of 40 checks passed.</w:t>
       </w:r>
     </w:p>
     <w:p>
@@ -607,6 +607,59 @@
                 <w:sz w:val="17"/>
               </w:rPr>
               <w:t>1 Checklist STATUS RESPONSE.docx</w:t>
+            </w:r>
+          </w:p>
+        </w:tc>
+        <w:tc>
+          <w:tcPr>
+            <w:tcW w:type="dxa" w:w="2160"/>
+          </w:tcPr>
+          <w:p>
+            <w:r>
+              <w:rPr>
+                <w:sz w:val="17"/>
+              </w:rPr>
+              <w:t>PASS</w:t>
+            </w:r>
+          </w:p>
+        </w:tc>
+        <w:tc>
+          <w:tcPr>
+            <w:tcW w:type="dxa" w:w="2160"/>
+          </w:tcPr>
+          <w:p>
+            <w:r>
+              <w:rPr>
+                <w:sz w:val="17"/>
+              </w:rPr>
+            </w:r>
+          </w:p>
+        </w:tc>
+      </w:tr>
+      <w:tr>
+        <w:tc>
+          <w:tcPr>
+            <w:tcW w:type="dxa" w:w="2160"/>
+          </w:tcPr>
+          <w:p>
+            <w:r>
+              <w:rPr>
+                <w:sz w:val="17"/>
+              </w:rPr>
+              <w:t>stale</w:t>
+            </w:r>
+          </w:p>
+        </w:tc>
+        <w:tc>
+          <w:tcPr>
+            <w:tcW w:type="dxa" w:w="2160"/>
+          </w:tcPr>
+          <w:p>
+            <w:r>
+              <w:rPr>
+                <w:sz w:val="17"/>
+              </w:rPr>
+              <w:t>11 Reply to John Hart - Follow-up Questions DRAFT.docx</w:t>
             </w:r>
           </w:p>
         </w:tc>
@@ -1507,6 +1560,59 @@
               <w:rPr>
                 <w:sz w:val="17"/>
               </w:rPr>
+              <w:t>11 Reply to John Hart - Follow-up Questions DRAFT.docx</w:t>
+            </w:r>
+          </w:p>
+        </w:tc>
+        <w:tc>
+          <w:tcPr>
+            <w:tcW w:type="dxa" w:w="2160"/>
+          </w:tcPr>
+          <w:p>
+            <w:r>
+              <w:rPr>
+                <w:sz w:val="17"/>
+              </w:rPr>
+              <w:t>PASS</w:t>
+            </w:r>
+          </w:p>
+        </w:tc>
+        <w:tc>
+          <w:tcPr>
+            <w:tcW w:type="dxa" w:w="2160"/>
+          </w:tcPr>
+          <w:p>
+            <w:r>
+              <w:rPr>
+                <w:sz w:val="17"/>
+              </w:rPr>
+            </w:r>
+          </w:p>
+        </w:tc>
+      </w:tr>
+      <w:tr>
+        <w:tc>
+          <w:tcPr>
+            <w:tcW w:type="dxa" w:w="2160"/>
+          </w:tcPr>
+          <w:p>
+            <w:r>
+              <w:rPr>
+                <w:sz w:val="17"/>
+              </w:rPr>
+              <w:t>format</w:t>
+            </w:r>
+          </w:p>
+        </w:tc>
+        <w:tc>
+          <w:tcPr>
+            <w:tcW w:type="dxa" w:w="2160"/>
+          </w:tcPr>
+          <w:p>
+            <w:r>
+              <w:rPr>
+                <w:sz w:val="17"/>
+              </w:rPr>
               <w:t>4 Business Plan ADDENDUM Refuge.docx</w:t>
             </w:r>
           </w:p>

--- a/sba_application/13_checklist_response_2026-07-16/AUDIT REPORT.docx
+++ b/sba_application/13_checklist_response_2026-07-16/AUDIT REPORT.docx
@@ -25,7 +25,7 @@
         <w:rPr>
           <w:b/>
         </w:rPr>
-        <w:t>RESULT: 40 of 40 checks passed.</w:t>
+        <w:t>RESULT: 43 of 43 checks passed.</w:t>
       </w:r>
     </w:p>
     <w:p>
@@ -660,6 +660,112 @@
                 <w:sz w:val="17"/>
               </w:rPr>
               <w:t>11 Reply to John Hart - Follow-up Questions DRAFT.docx</w:t>
+            </w:r>
+          </w:p>
+        </w:tc>
+        <w:tc>
+          <w:tcPr>
+            <w:tcW w:type="dxa" w:w="2160"/>
+          </w:tcPr>
+          <w:p>
+            <w:r>
+              <w:rPr>
+                <w:sz w:val="17"/>
+              </w:rPr>
+              <w:t>PASS</w:t>
+            </w:r>
+          </w:p>
+        </w:tc>
+        <w:tc>
+          <w:tcPr>
+            <w:tcW w:type="dxa" w:w="2160"/>
+          </w:tcPr>
+          <w:p>
+            <w:r>
+              <w:rPr>
+                <w:sz w:val="17"/>
+              </w:rPr>
+            </w:r>
+          </w:p>
+        </w:tc>
+      </w:tr>
+      <w:tr>
+        <w:tc>
+          <w:tcPr>
+            <w:tcW w:type="dxa" w:w="2160"/>
+          </w:tcPr>
+          <w:p>
+            <w:r>
+              <w:rPr>
+                <w:sz w:val="17"/>
+              </w:rPr>
+              <w:t>stale</w:t>
+            </w:r>
+          </w:p>
+        </w:tc>
+        <w:tc>
+          <w:tcPr>
+            <w:tcW w:type="dxa" w:w="2160"/>
+          </w:tcPr>
+          <w:p>
+            <w:r>
+              <w:rPr>
+                <w:sz w:val="17"/>
+              </w:rPr>
+              <w:t>12 Reply to John Hart - Financing Timing and Checklist DRAFT.docx</w:t>
+            </w:r>
+          </w:p>
+        </w:tc>
+        <w:tc>
+          <w:tcPr>
+            <w:tcW w:type="dxa" w:w="2160"/>
+          </w:tcPr>
+          <w:p>
+            <w:r>
+              <w:rPr>
+                <w:sz w:val="17"/>
+              </w:rPr>
+              <w:t>PASS</w:t>
+            </w:r>
+          </w:p>
+        </w:tc>
+        <w:tc>
+          <w:tcPr>
+            <w:tcW w:type="dxa" w:w="2160"/>
+          </w:tcPr>
+          <w:p>
+            <w:r>
+              <w:rPr>
+                <w:sz w:val="17"/>
+              </w:rPr>
+            </w:r>
+          </w:p>
+        </w:tc>
+      </w:tr>
+      <w:tr>
+        <w:tc>
+          <w:tcPr>
+            <w:tcW w:type="dxa" w:w="2160"/>
+          </w:tcPr>
+          <w:p>
+            <w:r>
+              <w:rPr>
+                <w:sz w:val="17"/>
+              </w:rPr>
+              <w:t>stale</w:t>
+            </w:r>
+          </w:p>
+        </w:tc>
+        <w:tc>
+          <w:tcPr>
+            <w:tcW w:type="dxa" w:w="2160"/>
+          </w:tcPr>
+          <w:p>
+            <w:r>
+              <w:rPr>
+                <w:sz w:val="17"/>
+              </w:rPr>
+              <w:t>1a SBA 7a Checklist HIGHLIGHTED.docx</w:t>
             </w:r>
           </w:p>
         </w:tc>
@@ -1613,6 +1719,59 @@
               <w:rPr>
                 <w:sz w:val="17"/>
               </w:rPr>
+              <w:t>12 Reply to John Hart - Financing Timing and Checklist DRAFT.docx</w:t>
+            </w:r>
+          </w:p>
+        </w:tc>
+        <w:tc>
+          <w:tcPr>
+            <w:tcW w:type="dxa" w:w="2160"/>
+          </w:tcPr>
+          <w:p>
+            <w:r>
+              <w:rPr>
+                <w:sz w:val="17"/>
+              </w:rPr>
+              <w:t>PASS</w:t>
+            </w:r>
+          </w:p>
+        </w:tc>
+        <w:tc>
+          <w:tcPr>
+            <w:tcW w:type="dxa" w:w="2160"/>
+          </w:tcPr>
+          <w:p>
+            <w:r>
+              <w:rPr>
+                <w:sz w:val="17"/>
+              </w:rPr>
+            </w:r>
+          </w:p>
+        </w:tc>
+      </w:tr>
+      <w:tr>
+        <w:tc>
+          <w:tcPr>
+            <w:tcW w:type="dxa" w:w="2160"/>
+          </w:tcPr>
+          <w:p>
+            <w:r>
+              <w:rPr>
+                <w:sz w:val="17"/>
+              </w:rPr>
+              <w:t>format</w:t>
+            </w:r>
+          </w:p>
+        </w:tc>
+        <w:tc>
+          <w:tcPr>
+            <w:tcW w:type="dxa" w:w="2160"/>
+          </w:tcPr>
+          <w:p>
+            <w:r>
+              <w:rPr>
+                <w:sz w:val="17"/>
+              </w:rPr>
               <w:t>4 Business Plan ADDENDUM Refuge.docx</w:t>
             </w:r>
           </w:p>

--- a/sba_application/13_checklist_response_2026-07-16/AUDIT REPORT.docx
+++ b/sba_application/13_checklist_response_2026-07-16/AUDIT REPORT.docx
@@ -25,7 +25,7 @@
         <w:rPr>
           <w:b/>
         </w:rPr>
-        <w:t>RESULT: 43 of 43 checks passed.</w:t>
+        <w:t>RESULT: 47 of 47 checks passed.</w:t>
       </w:r>
     </w:p>
     <w:p>
@@ -1084,6 +1084,218 @@
                 <w:sz w:val="17"/>
               </w:rPr>
               <w:t>Reply Email Todd Plummer DRAFT.docx</w:t>
+            </w:r>
+          </w:p>
+        </w:tc>
+        <w:tc>
+          <w:tcPr>
+            <w:tcW w:type="dxa" w:w="2160"/>
+          </w:tcPr>
+          <w:p>
+            <w:r>
+              <w:rPr>
+                <w:sz w:val="17"/>
+              </w:rPr>
+              <w:t>PASS</w:t>
+            </w:r>
+          </w:p>
+        </w:tc>
+        <w:tc>
+          <w:tcPr>
+            <w:tcW w:type="dxa" w:w="2160"/>
+          </w:tcPr>
+          <w:p>
+            <w:r>
+              <w:rPr>
+                <w:sz w:val="17"/>
+              </w:rPr>
+            </w:r>
+          </w:p>
+        </w:tc>
+      </w:tr>
+      <w:tr>
+        <w:tc>
+          <w:tcPr>
+            <w:tcW w:type="dxa" w:w="2160"/>
+          </w:tcPr>
+          <w:p>
+            <w:r>
+              <w:rPr>
+                <w:sz w:val="17"/>
+              </w:rPr>
+              <w:t>stale</w:t>
+            </w:r>
+          </w:p>
+        </w:tc>
+        <w:tc>
+          <w:tcPr>
+            <w:tcW w:type="dxa" w:w="2160"/>
+          </w:tcPr>
+          <w:p>
+            <w:r>
+              <w:rPr>
+                <w:sz w:val="17"/>
+              </w:rPr>
+              <w:t>Email to William - Preliminary Valuation Info DRAFT.docx</w:t>
+            </w:r>
+          </w:p>
+        </w:tc>
+        <w:tc>
+          <w:tcPr>
+            <w:tcW w:type="dxa" w:w="2160"/>
+          </w:tcPr>
+          <w:p>
+            <w:r>
+              <w:rPr>
+                <w:sz w:val="17"/>
+              </w:rPr>
+              <w:t>PASS</w:t>
+            </w:r>
+          </w:p>
+        </w:tc>
+        <w:tc>
+          <w:tcPr>
+            <w:tcW w:type="dxa" w:w="2160"/>
+          </w:tcPr>
+          <w:p>
+            <w:r>
+              <w:rPr>
+                <w:sz w:val="17"/>
+              </w:rPr>
+            </w:r>
+          </w:p>
+        </w:tc>
+      </w:tr>
+      <w:tr>
+        <w:tc>
+          <w:tcPr>
+            <w:tcW w:type="dxa" w:w="2160"/>
+          </w:tcPr>
+          <w:p>
+            <w:r>
+              <w:rPr>
+                <w:sz w:val="17"/>
+              </w:rPr>
+              <w:t>stale</w:t>
+            </w:r>
+          </w:p>
+        </w:tc>
+        <w:tc>
+          <w:tcPr>
+            <w:tcW w:type="dxa" w:w="2160"/>
+          </w:tcPr>
+          <w:p>
+            <w:r>
+              <w:rPr>
+                <w:sz w:val="17"/>
+              </w:rPr>
+              <w:t>Refuge Hospice - Preliminary Information for FMV Evaluation.docx</w:t>
+            </w:r>
+          </w:p>
+        </w:tc>
+        <w:tc>
+          <w:tcPr>
+            <w:tcW w:type="dxa" w:w="2160"/>
+          </w:tcPr>
+          <w:p>
+            <w:r>
+              <w:rPr>
+                <w:sz w:val="17"/>
+              </w:rPr>
+              <w:t>PASS</w:t>
+            </w:r>
+          </w:p>
+        </w:tc>
+        <w:tc>
+          <w:tcPr>
+            <w:tcW w:type="dxa" w:w="2160"/>
+          </w:tcPr>
+          <w:p>
+            <w:r>
+              <w:rPr>
+                <w:sz w:val="17"/>
+              </w:rPr>
+            </w:r>
+          </w:p>
+        </w:tc>
+      </w:tr>
+      <w:tr>
+        <w:tc>
+          <w:tcPr>
+            <w:tcW w:type="dxa" w:w="2160"/>
+          </w:tcPr>
+          <w:p>
+            <w:r>
+              <w:rPr>
+                <w:sz w:val="17"/>
+              </w:rPr>
+              <w:t>stale</w:t>
+            </w:r>
+          </w:p>
+        </w:tc>
+        <w:tc>
+          <w:tcPr>
+            <w:tcW w:type="dxa" w:w="2160"/>
+          </w:tcPr>
+          <w:p>
+            <w:r>
+              <w:rPr>
+                <w:sz w:val="17"/>
+              </w:rPr>
+              <w:t>REFUGE_TRANSITION_PLAN.md</w:t>
+            </w:r>
+          </w:p>
+        </w:tc>
+        <w:tc>
+          <w:tcPr>
+            <w:tcW w:type="dxa" w:w="2160"/>
+          </w:tcPr>
+          <w:p>
+            <w:r>
+              <w:rPr>
+                <w:sz w:val="17"/>
+              </w:rPr>
+              <w:t>PASS</w:t>
+            </w:r>
+          </w:p>
+        </w:tc>
+        <w:tc>
+          <w:tcPr>
+            <w:tcW w:type="dxa" w:w="2160"/>
+          </w:tcPr>
+          <w:p>
+            <w:r>
+              <w:rPr>
+                <w:sz w:val="17"/>
+              </w:rPr>
+            </w:r>
+          </w:p>
+        </w:tc>
+      </w:tr>
+      <w:tr>
+        <w:tc>
+          <w:tcPr>
+            <w:tcW w:type="dxa" w:w="2160"/>
+          </w:tcPr>
+          <w:p>
+            <w:r>
+              <w:rPr>
+                <w:sz w:val="17"/>
+              </w:rPr>
+              <w:t>stale</w:t>
+            </w:r>
+          </w:p>
+        </w:tc>
+        <w:tc>
+          <w:tcPr>
+            <w:tcW w:type="dxa" w:w="2160"/>
+          </w:tcPr>
+          <w:p>
+            <w:r>
+              <w:rPr>
+                <w:sz w:val="17"/>
+              </w:rPr>
+              <w:t>refuge-operating-plan.md</w:t>
             </w:r>
           </w:p>
         </w:tc>

--- a/sba_application/13_checklist_response_2026-07-16/AUDIT REPORT.docx
+++ b/sba_application/13_checklist_response_2026-07-16/AUDIT REPORT.docx
@@ -17,7 +17,7 @@
           <w:i/>
           <w:sz w:val="18"/>
         </w:rPr>
-        <w:t>Azalea Hospice - SBA / lender package | Rev 4.10 basis | automated audit (sba_application/qa_package.py)</w:t>
+        <w:t>Azalea Hospice - SBA / lender package | Rev 5.00 AVANT basis | automated audit (sba_application/qa_package.py)</w:t>
       </w:r>
     </w:p>
     <w:p>
@@ -25,12 +25,12 @@
         <w:rPr>
           <w:b/>
         </w:rPr>
-        <w:t>RESULT: 47 of 47 checks passed.</w:t>
+        <w:t>RESULT: 41 of 41 checks passed.</w:t>
       </w:r>
     </w:p>
     <w:p>
       <w:r>
-        <w:t>Scope: (1) canonical-fact matrix - every financial figure cited in any document must equal the Rev 4.10 proforma output exactly; (2) stale blacklist - figures from superseded revisions must appear nowhere (documents, PDF form fields, workbooks); (3) formatting - footers with live page numbers, real heading styles with keep-with-next, styled tables, no double spacing or em dashes, TOC field in the business plan, cover sheet / frozen panes / print setup in the proforma. The proforma itself is separately verified by financial_models/qa_proforma_v3.py (23 checks: balance-sheet integrity, collections conservation, census calibration, debt schedules, deferral conservation, scenario toggles, hardcode scan).</w:t>
+        <w:t>Scope: (1) canonical-fact matrix - every financial figure cited in any active document must equal the Rev 5.00 AVANT proforma output exactly; (2) stale blacklist - figures from superseded revisions (including the entire Refuge / Rev 4.10 structure) must appear nowhere in active documents, PDF form fields, or workbooks (already-sent Refuge-era drafts are retained as history and exempted); (3) formatting - footers with live page numbers, real heading styles with keep-with-next, styled tables, no double spacing or em dashes, TOC field in the business plan, cover sheet / frozen panes / print setup in the proforma. The proforma itself is separately verified by financial_models/qa_proforma_v3.py (22 checks: balance-sheet integrity, collections conservation, census calibration, seller-note deferral and month-2 SBA takeout, scenario toggles, hardcode scan).</w:t>
       </w:r>
     </w:p>
     <w:tbl>
@@ -129,7 +129,7 @@
               <w:rPr>
                 <w:sz w:val="17"/>
               </w:rPr>
-              <w:t>Azalea SBA Business Plan Rev6.00.docx: all 25 canonical figures present</w:t>
+              <w:t>Azalea SBA Business Plan Rev7.00 AVANT.docx: all 26 canonical figures present</w:t>
             </w:r>
           </w:p>
         </w:tc>
@@ -182,7 +182,7 @@
               <w:rPr>
                 <w:sz w:val="17"/>
               </w:rPr>
-              <w:t>1 Checklist STATUS RESPONSE.docx: all 4 canonical figures present</w:t>
+              <w:t>0 Cover Email DRAFT.docx: all 4 canonical figures present</w:t>
             </w:r>
           </w:p>
         </w:tc>
@@ -235,7 +235,7 @@
               <w:rPr>
                 <w:sz w:val="17"/>
               </w:rPr>
-              <w:t>4 Business Plan ADDENDUM Refuge.docx: all 5 canonical figures present</w:t>
+              <w:t>1 Checklist STATUS RESPONSE.docx: all 5 canonical figures present</w:t>
             </w:r>
           </w:p>
         </w:tc>
@@ -288,7 +288,7 @@
               <w:rPr>
                 <w:sz w:val="17"/>
               </w:rPr>
-              <w:t>6 Projection Assumptions Narrative.docx: all 6 canonical figures present</w:t>
+              <w:t>4 Business Plan ADDENDUM Avant.docx: all 7 canonical figures present</w:t>
             </w:r>
           </w:p>
         </w:tc>
@@ -341,7 +341,60 @@
               <w:rPr>
                 <w:sz w:val="17"/>
               </w:rPr>
-              <w:t>8 Reply Email John Mary DRAFT.docx: all 5 canonical figures present</w:t>
+              <w:t>6 Projection Assumptions Narrative.docx: all 5 canonical figures present</w:t>
+            </w:r>
+          </w:p>
+        </w:tc>
+        <w:tc>
+          <w:tcPr>
+            <w:tcW w:type="dxa" w:w="2160"/>
+          </w:tcPr>
+          <w:p>
+            <w:r>
+              <w:rPr>
+                <w:sz w:val="17"/>
+              </w:rPr>
+              <w:t>PASS</w:t>
+            </w:r>
+          </w:p>
+        </w:tc>
+        <w:tc>
+          <w:tcPr>
+            <w:tcW w:type="dxa" w:w="2160"/>
+          </w:tcPr>
+          <w:p>
+            <w:r>
+              <w:rPr>
+                <w:sz w:val="17"/>
+              </w:rPr>
+            </w:r>
+          </w:p>
+        </w:tc>
+      </w:tr>
+      <w:tr>
+        <w:tc>
+          <w:tcPr>
+            <w:tcW w:type="dxa" w:w="2160"/>
+          </w:tcPr>
+          <w:p>
+            <w:r>
+              <w:rPr>
+                <w:sz w:val="17"/>
+              </w:rPr>
+              <w:t>facts</w:t>
+            </w:r>
+          </w:p>
+        </w:tc>
+        <w:tc>
+          <w:tcPr>
+            <w:tcW w:type="dxa" w:w="2160"/>
+          </w:tcPr>
+          <w:p>
+            <w:r>
+              <w:rPr>
+                <w:sz w:val="17"/>
+              </w:rPr>
+              <w:t>12 Reply to John Hart - Financing Timing and Checklist DRAFT.docx: all 4 canonical figures present</w:t>
             </w:r>
           </w:p>
         </w:tc>
@@ -447,7 +500,7 @@
               <w:rPr>
                 <w:sz w:val="17"/>
               </w:rPr>
-              <w:t>UOP Azalea Refuge Rev2.00.xlsx: workbook facts present</w:t>
+              <w:t>UOP Azalea Avant Rev3.00.xlsx: workbook facts present</w:t>
             </w:r>
           </w:p>
         </w:tc>
@@ -500,7 +553,7 @@
               <w:rPr>
                 <w:sz w:val="17"/>
               </w:rPr>
-              <w:t>Azalea_Hospice_Proforma_Rev4.10_DYNAMIC.xlsx: workbook facts present</w:t>
+              <w:t>Azalea_Hospice_Proforma_Rev5.00_AVANT.xlsx: workbook facts present</w:t>
             </w:r>
           </w:p>
         </w:tc>
@@ -659,59 +712,6 @@
               <w:rPr>
                 <w:sz w:val="17"/>
               </w:rPr>
-              <w:t>11 Reply to John Hart - Follow-up Questions DRAFT.docx</w:t>
-            </w:r>
-          </w:p>
-        </w:tc>
-        <w:tc>
-          <w:tcPr>
-            <w:tcW w:type="dxa" w:w="2160"/>
-          </w:tcPr>
-          <w:p>
-            <w:r>
-              <w:rPr>
-                <w:sz w:val="17"/>
-              </w:rPr>
-              <w:t>PASS</w:t>
-            </w:r>
-          </w:p>
-        </w:tc>
-        <w:tc>
-          <w:tcPr>
-            <w:tcW w:type="dxa" w:w="2160"/>
-          </w:tcPr>
-          <w:p>
-            <w:r>
-              <w:rPr>
-                <w:sz w:val="17"/>
-              </w:rPr>
-            </w:r>
-          </w:p>
-        </w:tc>
-      </w:tr>
-      <w:tr>
-        <w:tc>
-          <w:tcPr>
-            <w:tcW w:type="dxa" w:w="2160"/>
-          </w:tcPr>
-          <w:p>
-            <w:r>
-              <w:rPr>
-                <w:sz w:val="17"/>
-              </w:rPr>
-              <w:t>stale</w:t>
-            </w:r>
-          </w:p>
-        </w:tc>
-        <w:tc>
-          <w:tcPr>
-            <w:tcW w:type="dxa" w:w="2160"/>
-          </w:tcPr>
-          <w:p>
-            <w:r>
-              <w:rPr>
-                <w:sz w:val="17"/>
-              </w:rPr>
               <w:t>12 Reply to John Hart - Financing Timing and Checklist DRAFT.docx</w:t>
             </w:r>
           </w:p>
@@ -818,7 +818,7 @@
               <w:rPr>
                 <w:sz w:val="17"/>
               </w:rPr>
-              <w:t>4 Business Plan ADDENDUM Refuge.docx</w:t>
+              <w:t>4 Business Plan ADDENDUM Avant.docx</w:t>
             </w:r>
           </w:p>
         </w:tc>
@@ -924,378 +924,7 @@
               <w:rPr>
                 <w:sz w:val="17"/>
               </w:rPr>
-              <w:t>8 Reply Email John Mary DRAFT.docx</w:t>
-            </w:r>
-          </w:p>
-        </w:tc>
-        <w:tc>
-          <w:tcPr>
-            <w:tcW w:type="dxa" w:w="2160"/>
-          </w:tcPr>
-          <w:p>
-            <w:r>
-              <w:rPr>
-                <w:sz w:val="17"/>
-              </w:rPr>
-              <w:t>PASS</w:t>
-            </w:r>
-          </w:p>
-        </w:tc>
-        <w:tc>
-          <w:tcPr>
-            <w:tcW w:type="dxa" w:w="2160"/>
-          </w:tcPr>
-          <w:p>
-            <w:r>
-              <w:rPr>
-                <w:sz w:val="17"/>
-              </w:rPr>
-            </w:r>
-          </w:p>
-        </w:tc>
-      </w:tr>
-      <w:tr>
-        <w:tc>
-          <w:tcPr>
-            <w:tcW w:type="dxa" w:w="2160"/>
-          </w:tcPr>
-          <w:p>
-            <w:r>
-              <w:rPr>
-                <w:sz w:val="17"/>
-              </w:rPr>
-              <w:t>stale</w:t>
-            </w:r>
-          </w:p>
-        </w:tc>
-        <w:tc>
-          <w:tcPr>
-            <w:tcW w:type="dxa" w:w="2160"/>
-          </w:tcPr>
-          <w:p>
-            <w:r>
-              <w:rPr>
-                <w:sz w:val="17"/>
-              </w:rPr>
-              <w:t>9 Lease Summary and Flags.docx</w:t>
-            </w:r>
-          </w:p>
-        </w:tc>
-        <w:tc>
-          <w:tcPr>
-            <w:tcW w:type="dxa" w:w="2160"/>
-          </w:tcPr>
-          <w:p>
-            <w:r>
-              <w:rPr>
-                <w:sz w:val="17"/>
-              </w:rPr>
-              <w:t>PASS</w:t>
-            </w:r>
-          </w:p>
-        </w:tc>
-        <w:tc>
-          <w:tcPr>
-            <w:tcW w:type="dxa" w:w="2160"/>
-          </w:tcPr>
-          <w:p>
-            <w:r>
-              <w:rPr>
-                <w:sz w:val="17"/>
-              </w:rPr>
-            </w:r>
-          </w:p>
-        </w:tc>
-      </w:tr>
-      <w:tr>
-        <w:tc>
-          <w:tcPr>
-            <w:tcW w:type="dxa" w:w="2160"/>
-          </w:tcPr>
-          <w:p>
-            <w:r>
-              <w:rPr>
-                <w:sz w:val="17"/>
-              </w:rPr>
-              <w:t>stale</w:t>
-            </w:r>
-          </w:p>
-        </w:tc>
-        <w:tc>
-          <w:tcPr>
-            <w:tcW w:type="dxa" w:w="2160"/>
-          </w:tcPr>
-          <w:p>
-            <w:r>
-              <w:rPr>
-                <w:sz w:val="17"/>
-              </w:rPr>
-              <w:t>Azalea SBA Business Plan Rev6.00.docx</w:t>
-            </w:r>
-          </w:p>
-        </w:tc>
-        <w:tc>
-          <w:tcPr>
-            <w:tcW w:type="dxa" w:w="2160"/>
-          </w:tcPr>
-          <w:p>
-            <w:r>
-              <w:rPr>
-                <w:sz w:val="17"/>
-              </w:rPr>
-              <w:t>PASS</w:t>
-            </w:r>
-          </w:p>
-        </w:tc>
-        <w:tc>
-          <w:tcPr>
-            <w:tcW w:type="dxa" w:w="2160"/>
-          </w:tcPr>
-          <w:p>
-            <w:r>
-              <w:rPr>
-                <w:sz w:val="17"/>
-              </w:rPr>
-            </w:r>
-          </w:p>
-        </w:tc>
-      </w:tr>
-      <w:tr>
-        <w:tc>
-          <w:tcPr>
-            <w:tcW w:type="dxa" w:w="2160"/>
-          </w:tcPr>
-          <w:p>
-            <w:r>
-              <w:rPr>
-                <w:sz w:val="17"/>
-              </w:rPr>
-              <w:t>stale</w:t>
-            </w:r>
-          </w:p>
-        </w:tc>
-        <w:tc>
-          <w:tcPr>
-            <w:tcW w:type="dxa" w:w="2160"/>
-          </w:tcPr>
-          <w:p>
-            <w:r>
-              <w:rPr>
-                <w:sz w:val="17"/>
-              </w:rPr>
-              <w:t>Reply Email Todd Plummer DRAFT.docx</w:t>
-            </w:r>
-          </w:p>
-        </w:tc>
-        <w:tc>
-          <w:tcPr>
-            <w:tcW w:type="dxa" w:w="2160"/>
-          </w:tcPr>
-          <w:p>
-            <w:r>
-              <w:rPr>
-                <w:sz w:val="17"/>
-              </w:rPr>
-              <w:t>PASS</w:t>
-            </w:r>
-          </w:p>
-        </w:tc>
-        <w:tc>
-          <w:tcPr>
-            <w:tcW w:type="dxa" w:w="2160"/>
-          </w:tcPr>
-          <w:p>
-            <w:r>
-              <w:rPr>
-                <w:sz w:val="17"/>
-              </w:rPr>
-            </w:r>
-          </w:p>
-        </w:tc>
-      </w:tr>
-      <w:tr>
-        <w:tc>
-          <w:tcPr>
-            <w:tcW w:type="dxa" w:w="2160"/>
-          </w:tcPr>
-          <w:p>
-            <w:r>
-              <w:rPr>
-                <w:sz w:val="17"/>
-              </w:rPr>
-              <w:t>stale</w:t>
-            </w:r>
-          </w:p>
-        </w:tc>
-        <w:tc>
-          <w:tcPr>
-            <w:tcW w:type="dxa" w:w="2160"/>
-          </w:tcPr>
-          <w:p>
-            <w:r>
-              <w:rPr>
-                <w:sz w:val="17"/>
-              </w:rPr>
-              <w:t>Email to William - Preliminary Valuation Info DRAFT.docx</w:t>
-            </w:r>
-          </w:p>
-        </w:tc>
-        <w:tc>
-          <w:tcPr>
-            <w:tcW w:type="dxa" w:w="2160"/>
-          </w:tcPr>
-          <w:p>
-            <w:r>
-              <w:rPr>
-                <w:sz w:val="17"/>
-              </w:rPr>
-              <w:t>PASS</w:t>
-            </w:r>
-          </w:p>
-        </w:tc>
-        <w:tc>
-          <w:tcPr>
-            <w:tcW w:type="dxa" w:w="2160"/>
-          </w:tcPr>
-          <w:p>
-            <w:r>
-              <w:rPr>
-                <w:sz w:val="17"/>
-              </w:rPr>
-            </w:r>
-          </w:p>
-        </w:tc>
-      </w:tr>
-      <w:tr>
-        <w:tc>
-          <w:tcPr>
-            <w:tcW w:type="dxa" w:w="2160"/>
-          </w:tcPr>
-          <w:p>
-            <w:r>
-              <w:rPr>
-                <w:sz w:val="17"/>
-              </w:rPr>
-              <w:t>stale</w:t>
-            </w:r>
-          </w:p>
-        </w:tc>
-        <w:tc>
-          <w:tcPr>
-            <w:tcW w:type="dxa" w:w="2160"/>
-          </w:tcPr>
-          <w:p>
-            <w:r>
-              <w:rPr>
-                <w:sz w:val="17"/>
-              </w:rPr>
-              <w:t>Refuge Hospice - Preliminary Information for FMV Evaluation.docx</w:t>
-            </w:r>
-          </w:p>
-        </w:tc>
-        <w:tc>
-          <w:tcPr>
-            <w:tcW w:type="dxa" w:w="2160"/>
-          </w:tcPr>
-          <w:p>
-            <w:r>
-              <w:rPr>
-                <w:sz w:val="17"/>
-              </w:rPr>
-              <w:t>PASS</w:t>
-            </w:r>
-          </w:p>
-        </w:tc>
-        <w:tc>
-          <w:tcPr>
-            <w:tcW w:type="dxa" w:w="2160"/>
-          </w:tcPr>
-          <w:p>
-            <w:r>
-              <w:rPr>
-                <w:sz w:val="17"/>
-              </w:rPr>
-            </w:r>
-          </w:p>
-        </w:tc>
-      </w:tr>
-      <w:tr>
-        <w:tc>
-          <w:tcPr>
-            <w:tcW w:type="dxa" w:w="2160"/>
-          </w:tcPr>
-          <w:p>
-            <w:r>
-              <w:rPr>
-                <w:sz w:val="17"/>
-              </w:rPr>
-              <w:t>stale</w:t>
-            </w:r>
-          </w:p>
-        </w:tc>
-        <w:tc>
-          <w:tcPr>
-            <w:tcW w:type="dxa" w:w="2160"/>
-          </w:tcPr>
-          <w:p>
-            <w:r>
-              <w:rPr>
-                <w:sz w:val="17"/>
-              </w:rPr>
-              <w:t>REFUGE_TRANSITION_PLAN.md</w:t>
-            </w:r>
-          </w:p>
-        </w:tc>
-        <w:tc>
-          <w:tcPr>
-            <w:tcW w:type="dxa" w:w="2160"/>
-          </w:tcPr>
-          <w:p>
-            <w:r>
-              <w:rPr>
-                <w:sz w:val="17"/>
-              </w:rPr>
-              <w:t>PASS</w:t>
-            </w:r>
-          </w:p>
-        </w:tc>
-        <w:tc>
-          <w:tcPr>
-            <w:tcW w:type="dxa" w:w="2160"/>
-          </w:tcPr>
-          <w:p>
-            <w:r>
-              <w:rPr>
-                <w:sz w:val="17"/>
-              </w:rPr>
-            </w:r>
-          </w:p>
-        </w:tc>
-      </w:tr>
-      <w:tr>
-        <w:tc>
-          <w:tcPr>
-            <w:tcW w:type="dxa" w:w="2160"/>
-          </w:tcPr>
-          <w:p>
-            <w:r>
-              <w:rPr>
-                <w:sz w:val="17"/>
-              </w:rPr>
-              <w:t>stale</w:t>
-            </w:r>
-          </w:p>
-        </w:tc>
-        <w:tc>
-          <w:tcPr>
-            <w:tcW w:type="dxa" w:w="2160"/>
-          </w:tcPr>
-          <w:p>
-            <w:r>
-              <w:rPr>
-                <w:sz w:val="17"/>
-              </w:rPr>
-              <w:t>refuge-operating-plan.md</w:t>
+              <w:t>Azalea SBA Business Plan Rev7.00 AVANT.docx</w:t>
             </w:r>
           </w:p>
         </w:tc>
@@ -1508,6 +1137,59 @@
                 <w:sz w:val="17"/>
               </w:rPr>
               <w:t>UOP workbook</w:t>
+            </w:r>
+          </w:p>
+        </w:tc>
+        <w:tc>
+          <w:tcPr>
+            <w:tcW w:type="dxa" w:w="2160"/>
+          </w:tcPr>
+          <w:p>
+            <w:r>
+              <w:rPr>
+                <w:sz w:val="17"/>
+              </w:rPr>
+              <w:t>PASS</w:t>
+            </w:r>
+          </w:p>
+        </w:tc>
+        <w:tc>
+          <w:tcPr>
+            <w:tcW w:type="dxa" w:w="2160"/>
+          </w:tcPr>
+          <w:p>
+            <w:r>
+              <w:rPr>
+                <w:sz w:val="17"/>
+              </w:rPr>
+            </w:r>
+          </w:p>
+        </w:tc>
+      </w:tr>
+      <w:tr>
+        <w:tc>
+          <w:tcPr>
+            <w:tcW w:type="dxa" w:w="2160"/>
+          </w:tcPr>
+          <w:p>
+            <w:r>
+              <w:rPr>
+                <w:sz w:val="17"/>
+              </w:rPr>
+              <w:t>stale</w:t>
+            </w:r>
+          </w:p>
+        </w:tc>
+        <w:tc>
+          <w:tcPr>
+            <w:tcW w:type="dxa" w:w="2160"/>
+          </w:tcPr>
+          <w:p>
+            <w:r>
+              <w:rPr>
+                <w:sz w:val="17"/>
+              </w:rPr>
+              <w:t>proforma workbook</w:t>
             </w:r>
           </w:p>
         </w:tc>
@@ -1984,7 +1666,7 @@
               <w:rPr>
                 <w:sz w:val="17"/>
               </w:rPr>
-              <w:t>4 Business Plan ADDENDUM Refuge.docx</w:t>
+              <w:t>4 Business Plan ADDENDUM Avant.docx</w:t>
             </w:r>
           </w:p>
         </w:tc>
@@ -2196,7 +1878,7 @@
               <w:rPr>
                 <w:sz w:val="17"/>
               </w:rPr>
-              <w:t>Azalea SBA Business Plan Rev6.00.docx</w:t>
+              <w:t>Azalea SBA Business Plan Rev7.00 AVANT.docx</w:t>
             </w:r>
           </w:p>
         </w:tc>
